--- a/HW1/Css properties.docx
+++ b/HW1/Css properties.docx
@@ -5,6 +5,7 @@
     <w:tbl>
       <w:tblPr>
         <w:tblStyle w:val="TableGrid"/>
+        <w:tblpPr w:leftFromText="180" w:rightFromText="180" w:vertAnchor="page" w:horzAnchor="margin" w:tblpY="1981"/>
         <w:tblW w:w="0" w:type="auto"/>
         <w:tblLook w:val="04A0" w:firstRow="1" w:lastRow="0" w:firstColumn="1" w:lastColumn="0" w:noHBand="0" w:noVBand="1"/>
       </w:tblPr>
@@ -241,7 +242,15 @@
           </w:tcPr>
           <w:p>
             <w:r>
-              <w:t>Background-image: url(), background-image: linear-gradient</w:t>
+              <w:t xml:space="preserve">Background-image: </w:t>
+            </w:r>
+            <w:proofErr w:type="spellStart"/>
+            <w:r>
+              <w:t>url</w:t>
+            </w:r>
+            <w:proofErr w:type="spellEnd"/>
+            <w:r>
+              <w:t>(), background-image: linear-gradient</w:t>
             </w:r>
           </w:p>
         </w:tc>
@@ -253,45 +262,27 @@
           </w:tcPr>
           <w:p>
             <w:r>
-              <w:t>margin</w:t>
-            </w:r>
-          </w:p>
-        </w:tc>
-        <w:tc>
-          <w:tcPr>
-            <w:tcW w:w="3117" w:type="dxa"/>
-          </w:tcPr>
-          <w:p>
-            <w:r>
-              <w:t>It allows the user to change the margin area of an element</w:t>
-            </w:r>
-            <w:r>
-              <w:t>,</w:t>
-            </w:r>
-            <w:r>
-              <w:t xml:space="preserve"> </w:t>
-            </w:r>
-            <w:r>
-              <w:t>which</w:t>
-            </w:r>
-            <w:r>
-              <w:t xml:space="preserve"> includes either all 4 sides or a selected side of the user’s choice outside an element.</w:t>
-            </w:r>
-          </w:p>
-        </w:tc>
-        <w:tc>
-          <w:tcPr>
-            <w:tcW w:w="3117" w:type="dxa"/>
-          </w:tcPr>
-          <w:p>
-            <w:r>
-              <w:t>ma</w:t>
-            </w:r>
-            <w:r>
-              <w:t>r</w:t>
-            </w:r>
-            <w:r>
-              <w:t>gin: 5px, margin: 50px;</w:t>
+              <w:t>Margin</w:t>
+            </w:r>
+          </w:p>
+        </w:tc>
+        <w:tc>
+          <w:tcPr>
+            <w:tcW w:w="3117" w:type="dxa"/>
+          </w:tcPr>
+          <w:p>
+            <w:r>
+              <w:t>It allows the user to change the margin area of an element, which includes either all 4 sides or a selected side of the user’s choice outside an element.</w:t>
+            </w:r>
+          </w:p>
+        </w:tc>
+        <w:tc>
+          <w:tcPr>
+            <w:tcW w:w="3117" w:type="dxa"/>
+          </w:tcPr>
+          <w:p>
+            <w:r>
+              <w:t>margin: 5px, margin: 50px;</w:t>
             </w:r>
           </w:p>
         </w:tc>
@@ -345,10 +336,7 @@
           </w:tcPr>
           <w:p>
             <w:r>
-              <w:t>Allows the user to rotate</w:t>
-            </w:r>
-            <w:r>
-              <w:t xml:space="preserve"> an element on any of the x, y, or z axes</w:t>
+              <w:t>Allows the user to rotate an element on any of the x, y, or z axes</w:t>
             </w:r>
           </w:p>
         </w:tc>
@@ -396,6 +384,22 @@
         </w:tc>
       </w:tr>
     </w:tbl>
+    <w:p>
+      <w:r>
+        <w:t xml:space="preserve">GitHub link: </w:t>
+      </w:r>
+      <w:hyperlink r:id="rId4" w:history="1">
+        <w:r>
+          <w:rPr>
+            <w:rStyle w:val="Hyperlink"/>
+          </w:rPr>
+          <w:t>https://github.com/GabrielGonzalez3/App-dev-stuff.git</w:t>
+        </w:r>
+      </w:hyperlink>
+      <w:r>
+        <w:t xml:space="preserve"> </w:t>
+      </w:r>
+    </w:p>
     <w:p/>
     <w:sectPr>
       <w:pgSz w:w="12240" w:h="15840"/>
@@ -1343,6 +1347,29 @@
       </w:tblBorders>
     </w:tblPr>
   </w:style>
+  <w:style w:type="character" w:styleId="Hyperlink">
+    <w:name w:val="Hyperlink"/>
+    <w:basedOn w:val="DefaultParagraphFont"/>
+    <w:uiPriority w:val="99"/>
+    <w:unhideWhenUsed/>
+    <w:rsid w:val="002932F8"/>
+    <w:rPr>
+      <w:color w:val="467886" w:themeColor="hyperlink"/>
+      <w:u w:val="single"/>
+    </w:rPr>
+  </w:style>
+  <w:style w:type="character" w:styleId="UnresolvedMention">
+    <w:name w:val="Unresolved Mention"/>
+    <w:basedOn w:val="DefaultParagraphFont"/>
+    <w:uiPriority w:val="99"/>
+    <w:semiHidden/>
+    <w:unhideWhenUsed/>
+    <w:rsid w:val="002932F8"/>
+    <w:rPr>
+      <w:color w:val="605E5C"/>
+      <w:shd w:val="clear" w:color="auto" w:fill="E1DFDD"/>
+    </w:rPr>
+  </w:style>
 </w:styles>
 </file>
 
